--- a/pr-preview/pr-337/bayesian-examples-handout-tracked-changes.docx
+++ b/pr-preview/pr-337/bayesian-examples-handout-tracked-changes.docx
@@ -16,7 +16,7 @@
       </w:pPr>
       <w:del w:id="1" w:author="PR Preview" w:date="2026-01-01T00:00:00Z">
         <w:r>
-          <w:delText xml:space="preserve">Last modified: 2026-10-18 01:13:21 (PDT)</w:delText>
+          <w:delText xml:space="preserve">Last modified: 2026-10-18 11:21:26 (PDT)</w:delText>
         </w:r>
       </w:del>
     </w:p>
@@ -26,7 +26,7 @@
       </w:pPr>
       <w:ins w:id="2" w:author="PR Preview" w:date="2026-01-01T00:00:00Z">
         <w:r>
-          <w:t xml:space="preserve">Last modified: 2026-10-18 01:15:39 (PDT)</w:t>
+          <w:t xml:space="preserve">Last modified: 2026-10-18 11:27:25 (PDT)</w:t>
         </w:r>
       </w:ins>
     </w:p>
@@ -77,7 +77,7 @@
         <w:t xml:space="preserve"> </w:t>
       </w:r>
       <w:r>
-        <w:t xml:space="preserve">(Dobson and Barnett 2018, chap. 14)</w:t>
+        <w:t xml:space="preserve">[1, Ch. 14]</w:t>
       </w:r>
       <w:r>
         <w:t xml:space="preserve">.</w:t>
@@ -167,7 +167,7 @@
         <w:t xml:space="preserve"> </w:t>
       </w:r>
       <w:r>
-        <w:t xml:space="preserve">(Dobson and Barnett 2018, chap. 13)</w:t>
+        <w:t xml:space="preserve">[1, Ch. 13]</w:t>
       </w:r>
       <w:r>
         <w:t xml:space="preserve">,</w:t>
@@ -1754,7 +1754,7 @@
         <w:t xml:space="preserve"> </w:t>
       </w:r>
       <w:r>
-        <w:t xml:space="preserve">(Dobson and Barnett 2018, chap. 14, p. 318)</w:t>
+        <w:t xml:space="preserve">[1, Ch. 14], p. 318</w:t>
       </w:r>
       <w:r>
         <w:t xml:space="preserve">.</w:t>
@@ -3885,7 +3885,7 @@
         <w:t xml:space="preserve"> </w:t>
       </w:r>
       <w:r>
-        <w:t xml:space="preserve">(Dobson and Barnett 2018, chap. 14, p. 327)</w:t>
+        <w:t xml:space="preserve">[1, Ch. 14], p. 327</w:t>
       </w:r>
       <w:r>
         <w:t xml:space="preserve">.</w:t>
@@ -7649,7 +7649,7 @@
         <w:t xml:space="preserve"> </w:t>
       </w:r>
       <w:r>
-        <w:t xml:space="preserve">(Dobson and Barnett 2018, chap. 14, p. 329)</w:t>
+        <w:t xml:space="preserve">[1, Ch. 14], p. 329</w:t>
       </w:r>
       <w:r>
         <w:t xml:space="preserve">.</w:t>
@@ -10260,7 +10260,7 @@
         <w:t xml:space="preserve"> </w:t>
       </w:r>
       <w:r>
-        <w:t xml:space="preserve">(Dobson and Barnett 2018, chap. 14, p. 339)</w:t>
+        <w:t xml:space="preserve">[1, Ch. 14], p. 339</w:t>
       </w:r>
       <w:r>
         <w:t xml:space="preserve">.</w:t>
@@ -10990,7 +10990,7 @@
         <w:t xml:space="preserve"> </w:t>
       </w:r>
       <w:r>
-        <w:t xml:space="preserve">(Schwarz 1978)</w:t>
+        <w:t xml:space="preserve">[2]</w:t>
       </w:r>
       <w:r>
         <w:t xml:space="preserve">:</w:t>
@@ -13663,7 +13663,7 @@
         </w:numPr>
       </w:pPr>
       <w:r>
-        <w:t xml:space="preserve">Wikipedia contributors (2026c)</w:t>
+        <w:t xml:space="preserve">Wikipedia contributors [3]</w:t>
       </w:r>
       <w:r>
         <w:t xml:space="preserve"> </w:t>
@@ -13680,7 +13680,7 @@
         </w:numPr>
       </w:pPr>
       <w:r>
-        <w:t xml:space="preserve">Wikipedia contributors (2026b)</w:t>
+        <w:t xml:space="preserve">Wikipedia contributors [4]</w:t>
       </w:r>
       <w:r>
         <w:t xml:space="preserve"> </w:t>
@@ -13697,7 +13697,7 @@
         </w:numPr>
       </w:pPr>
       <w:r>
-        <w:t xml:space="preserve">Wikipedia contributors (2026a)</w:t>
+        <w:t xml:space="preserve">Wikipedia contributors [5]</w:t>
       </w:r>
       <w:r>
         <w:t xml:space="preserve"> </w:t>
@@ -13714,7 +13714,7 @@
         </w:numPr>
       </w:pPr>
       <w:r>
-        <w:t xml:space="preserve">Wikipedia contributors (2026d)</w:t>
+        <w:t xml:space="preserve">Wikipedia contributors [6]</w:t>
       </w:r>
       <w:r>
         <w:t xml:space="preserve"> </w:t>
@@ -13740,7 +13740,16 @@
         <w:pStyle w:val="Bibliography"/>
       </w:pPr>
       <w:r>
-        <w:t xml:space="preserve">Dobson, Annette J, and Adrian G Barnett. 2018.</w:t>
+        <w:t xml:space="preserve">[1]</w:t>
+      </w:r>
+      <w:r>
+        <w:t xml:space="preserve"> </w:t>
+      </w:r>
+      <w:r>
+        <w:t xml:space="preserve">	</w:t>
+      </w:r>
+      <w:r>
+        <w:t xml:space="preserve">A. J. Dobson and A. G. Barnett,</w:t>
       </w:r>
       <w:r>
         <w:t xml:space="preserve"> </w:t>
@@ -13750,10 +13759,10 @@
           <w:i/>
           <w:iCs/>
         </w:rPr>
-        <w:t xml:space="preserve">An Introduction to Generalized Linear Models</w:t>
-      </w:r>
-      <w:r>
-        <w:t xml:space="preserve">. 4th ed. CRC press.</w:t>
+        <w:t xml:space="preserve">An introduction to generalized linear models</w:t>
+      </w:r>
+      <w:r>
+        <w:t xml:space="preserve">, 4th ed. CRC press, 2018. doi:</w:t>
       </w:r>
       <w:r>
         <w:t xml:space="preserve"> </w:t>
@@ -13763,7 +13772,7 @@
           <w:rPr>
             <w:rStyle w:val="Hyperlink"/>
           </w:rPr>
-          <w:t xml:space="preserve">https://doi.org/10.1201/9781315182780</w:t>
+          <w:t xml:space="preserve">10.1201/9781315182780</w:t>
         </w:r>
       </w:hyperlink>
       <w:r>
@@ -13777,13 +13786,22 @@
         <w:pStyle w:val="Bibliography"/>
       </w:pPr>
       <w:r>
-        <w:t xml:space="preserve">Schwarz, Gideon. 1978.</w:t>
-      </w:r>
-      <w:r>
-        <w:t xml:space="preserve"> </w:t>
-      </w:r>
-      <w:r>
-        <w:t xml:space="preserve">“Estimating the Dimension of a Model.”</w:t>
+        <w:t xml:space="preserve">[2]</w:t>
+      </w:r>
+      <w:r>
+        <w:t xml:space="preserve"> </w:t>
+      </w:r>
+      <w:r>
+        <w:t xml:space="preserve">	</w:t>
+      </w:r>
+      <w:r>
+        <w:t xml:space="preserve">G. Schwarz,</w:t>
+      </w:r>
+      <w:r>
+        <w:t xml:space="preserve"> </w:t>
+      </w:r>
+      <w:r>
+        <w:t xml:space="preserve">“Estimating the dimension of a model,”</w:t>
       </w:r>
       <w:r>
         <w:t xml:space="preserve"> </w:t>
@@ -13796,10 +13814,7 @@
         <w:t xml:space="preserve">The Annals of Statistics</w:t>
       </w:r>
       <w:r>
-        <w:t xml:space="preserve"> </w:t>
-      </w:r>
-      <w:r>
-        <w:t xml:space="preserve">6 (2): 461–64.</w:t>
+        <w:t xml:space="preserve">, vol. 6, no. 2, pp. 461–464, 1978, doi:</w:t>
       </w:r>
       <w:r>
         <w:t xml:space="preserve"> </w:t>
@@ -13809,7 +13824,7 @@
           <w:rPr>
             <w:rStyle w:val="Hyperlink"/>
           </w:rPr>
-          <w:t xml:space="preserve">https://doi.org/10.1214/aos/1176344136</w:t>
+          <w:t xml:space="preserve">10.1214/aos/1176344136</w:t>
         </w:r>
       </w:hyperlink>
       <w:r>
@@ -13817,61 +13832,49 @@
       </w:r>
     </w:p>
     <w:bookmarkEnd w:id="43"/>
-    <w:bookmarkStart w:id="45" w:name="ref-wikipedia_bayes_factor"/>
+    <w:bookmarkStart w:id="45" w:name="ref-wikipedia_bayesian_inference"/>
     <w:p>
       <w:pPr>
         <w:pStyle w:val="Bibliography"/>
       </w:pPr>
       <w:r>
-        <w:t xml:space="preserve">Wikipedia contributors. 2026a.</w:t>
-      </w:r>
-      <w:r>
-        <w:t xml:space="preserve"> </w:t>
-      </w:r>
-      <w:r>
-        <w:rPr>
-          <w:i/>
-          <w:iCs/>
-        </w:rPr>
-        <w:t xml:space="preserve">Bayes Factor —</w:t>
-      </w:r>
-      <w:r>
-        <w:rPr>
-          <w:i/>
-          <w:iCs/>
-        </w:rPr>
-        <w:t xml:space="preserve"> </w:t>
-      </w:r>
-      <w:r>
-        <w:rPr>
-          <w:i/>
-          <w:iCs/>
-        </w:rPr>
+        <w:t xml:space="preserve">[3]</w:t>
+      </w:r>
+      <w:r>
+        <w:t xml:space="preserve"> </w:t>
+      </w:r>
+      <w:r>
+        <w:t xml:space="preserve">	</w:t>
+      </w:r>
+      <w:r>
+        <w:t xml:space="preserve">Wikipedia contributors,</w:t>
+      </w:r>
+      <w:r>
+        <w:t xml:space="preserve"> </w:t>
+      </w:r>
+      <w:r>
+        <w:t xml:space="preserve">“Bayesian inference —</w:t>
+      </w:r>
+      <w:r>
+        <w:t xml:space="preserve"> </w:t>
+      </w:r>
+      <w:r>
         <w:t xml:space="preserve">Wikipedia</w:t>
       </w:r>
       <w:r>
-        <w:rPr>
-          <w:i/>
-          <w:iCs/>
-        </w:rPr>
         <w:t xml:space="preserve">,</w:t>
       </w:r>
       <w:r>
-        <w:rPr>
-          <w:i/>
-          <w:iCs/>
-        </w:rPr>
-        <w:t xml:space="preserve"> </w:t>
-      </w:r>
-      <w:r>
-        <w:rPr>
-          <w:i/>
-          <w:iCs/>
-        </w:rPr>
-        <w:t xml:space="preserve">the Free Encyclopedia</w:t>
-      </w:r>
-      <w:r>
-        <w:t xml:space="preserve">.</w:t>
+        <w:t xml:space="preserve"> </w:t>
+      </w:r>
+      <w:r>
+        <w:t xml:space="preserve">the free encyclopedia.”</w:t>
+      </w:r>
+      <w:r>
+        <w:t xml:space="preserve"> </w:t>
+      </w:r>
+      <w:r>
+        <w:t xml:space="preserve">2026. Available:</w:t>
       </w:r>
       <w:r>
         <w:t xml:space="preserve"> </w:t>
@@ -13881,12 +13884,9 @@
           <w:rPr>
             <w:rStyle w:val="Hyperlink"/>
           </w:rPr>
-          <w:t xml:space="preserve">https://en.wikipedia.org/wiki/Bayes_factor</w:t>
+          <w:t xml:space="preserve">https://en.wikipedia.org/wiki/Bayesian_inference</w:t>
         </w:r>
       </w:hyperlink>
-      <w:r>
-        <w:t xml:space="preserve">.</w:t>
-      </w:r>
     </w:p>
     <w:bookmarkEnd w:id="45"/>
     <w:bookmarkStart w:id="47" w:name="Xea103239a4db138db144761a8bb4f764e3355fe"/>
@@ -13895,55 +13895,43 @@
         <w:pStyle w:val="Bibliography"/>
       </w:pPr>
       <w:r>
-        <w:t xml:space="preserve">Wikipedia contributors. 2026b.</w:t>
-      </w:r>
-      <w:r>
-        <w:t xml:space="preserve"> </w:t>
-      </w:r>
-      <w:r>
-        <w:rPr>
-          <w:i/>
-          <w:iCs/>
-        </w:rPr>
-        <w:t xml:space="preserve">Bayesian Hierarchical Modeling —</w:t>
-      </w:r>
-      <w:r>
-        <w:rPr>
-          <w:i/>
-          <w:iCs/>
-        </w:rPr>
-        <w:t xml:space="preserve"> </w:t>
-      </w:r>
-      <w:r>
-        <w:rPr>
-          <w:i/>
-          <w:iCs/>
-        </w:rPr>
+        <w:t xml:space="preserve">[4]</w:t>
+      </w:r>
+      <w:r>
+        <w:t xml:space="preserve"> </w:t>
+      </w:r>
+      <w:r>
+        <w:t xml:space="preserve">	</w:t>
+      </w:r>
+      <w:r>
+        <w:t xml:space="preserve">Wikipedia contributors,</w:t>
+      </w:r>
+      <w:r>
+        <w:t xml:space="preserve"> </w:t>
+      </w:r>
+      <w:r>
+        <w:t xml:space="preserve">“Bayesian hierarchical modeling —</w:t>
+      </w:r>
+      <w:r>
+        <w:t xml:space="preserve"> </w:t>
+      </w:r>
+      <w:r>
         <w:t xml:space="preserve">Wikipedia</w:t>
       </w:r>
       <w:r>
-        <w:rPr>
-          <w:i/>
-          <w:iCs/>
-        </w:rPr>
         <w:t xml:space="preserve">,</w:t>
       </w:r>
       <w:r>
-        <w:rPr>
-          <w:i/>
-          <w:iCs/>
-        </w:rPr>
-        <w:t xml:space="preserve"> </w:t>
-      </w:r>
-      <w:r>
-        <w:rPr>
-          <w:i/>
-          <w:iCs/>
-        </w:rPr>
-        <w:t xml:space="preserve">the Free Encyclopedia</w:t>
-      </w:r>
-      <w:r>
-        <w:t xml:space="preserve">.</w:t>
+        <w:t xml:space="preserve"> </w:t>
+      </w:r>
+      <w:r>
+        <w:t xml:space="preserve">the free encyclopedia.”</w:t>
+      </w:r>
+      <w:r>
+        <w:t xml:space="preserve"> </w:t>
+      </w:r>
+      <w:r>
+        <w:t xml:space="preserve">2026. Available:</w:t>
       </w:r>
       <w:r>
         <w:t xml:space="preserve"> </w:t>
@@ -13956,66 +13944,51 @@
           <w:t xml:space="preserve">https://en.wikipedia.org/wiki/Bayesian_hierarchical_modeling</w:t>
         </w:r>
       </w:hyperlink>
-      <w:r>
-        <w:t xml:space="preserve">.</w:t>
-      </w:r>
     </w:p>
     <w:bookmarkEnd w:id="47"/>
-    <w:bookmarkStart w:id="49" w:name="ref-wikipedia_bayesian_inference"/>
+    <w:bookmarkStart w:id="49" w:name="ref-wikipedia_bayes_factor"/>
     <w:p>
       <w:pPr>
         <w:pStyle w:val="Bibliography"/>
       </w:pPr>
       <w:r>
-        <w:t xml:space="preserve">Wikipedia contributors. 2026c.</w:t>
-      </w:r>
-      <w:r>
-        <w:t xml:space="preserve"> </w:t>
-      </w:r>
-      <w:r>
-        <w:rPr>
-          <w:i/>
-          <w:iCs/>
-        </w:rPr>
-        <w:t xml:space="preserve">Bayesian Inference —</w:t>
-      </w:r>
-      <w:r>
-        <w:rPr>
-          <w:i/>
-          <w:iCs/>
-        </w:rPr>
-        <w:t xml:space="preserve"> </w:t>
-      </w:r>
-      <w:r>
-        <w:rPr>
-          <w:i/>
-          <w:iCs/>
-        </w:rPr>
+        <w:t xml:space="preserve">[5]</w:t>
+      </w:r>
+      <w:r>
+        <w:t xml:space="preserve"> </w:t>
+      </w:r>
+      <w:r>
+        <w:t xml:space="preserve">	</w:t>
+      </w:r>
+      <w:r>
+        <w:t xml:space="preserve">Wikipedia contributors,</w:t>
+      </w:r>
+      <w:r>
+        <w:t xml:space="preserve"> </w:t>
+      </w:r>
+      <w:r>
+        <w:t xml:space="preserve">“Bayes factor —</w:t>
+      </w:r>
+      <w:r>
+        <w:t xml:space="preserve"> </w:t>
+      </w:r>
+      <w:r>
         <w:t xml:space="preserve">Wikipedia</w:t>
       </w:r>
       <w:r>
-        <w:rPr>
-          <w:i/>
-          <w:iCs/>
-        </w:rPr>
         <w:t xml:space="preserve">,</w:t>
       </w:r>
       <w:r>
-        <w:rPr>
-          <w:i/>
-          <w:iCs/>
-        </w:rPr>
-        <w:t xml:space="preserve"> </w:t>
-      </w:r>
-      <w:r>
-        <w:rPr>
-          <w:i/>
-          <w:iCs/>
-        </w:rPr>
-        <w:t xml:space="preserve">the Free Encyclopedia</w:t>
-      </w:r>
-      <w:r>
-        <w:t xml:space="preserve">.</w:t>
+        <w:t xml:space="preserve"> </w:t>
+      </w:r>
+      <w:r>
+        <w:t xml:space="preserve">the free encyclopedia.”</w:t>
+      </w:r>
+      <w:r>
+        <w:t xml:space="preserve"> </w:t>
+      </w:r>
+      <w:r>
+        <w:t xml:space="preserve">2026. Available:</w:t>
       </w:r>
       <w:r>
         <w:t xml:space="preserve"> </w:t>
@@ -14025,12 +13998,9 @@
           <w:rPr>
             <w:rStyle w:val="Hyperlink"/>
           </w:rPr>
-          <w:t xml:space="preserve">https://en.wikipedia.org/wiki/Bayesian_inference</w:t>
+          <w:t xml:space="preserve">https://en.wikipedia.org/wiki/Bayes_factor</w:t>
         </w:r>
       </w:hyperlink>
-      <w:r>
-        <w:t xml:space="preserve">.</w:t>
-      </w:r>
     </w:p>
     <w:bookmarkEnd w:id="49"/>
     <w:bookmarkStart w:id="51" w:name="Xa584536cae7abc3c1159cccbd47cc37873a4d27"/>
@@ -14039,55 +14009,43 @@
         <w:pStyle w:val="Bibliography"/>
       </w:pPr>
       <w:r>
-        <w:t xml:space="preserve">Wikipedia contributors. 2026d.</w:t>
-      </w:r>
-      <w:r>
-        <w:t xml:space="preserve"> </w:t>
-      </w:r>
-      <w:r>
-        <w:rPr>
-          <w:i/>
-          <w:iCs/>
-        </w:rPr>
-        <w:t xml:space="preserve">Bayesian Information Criterion —</w:t>
-      </w:r>
-      <w:r>
-        <w:rPr>
-          <w:i/>
-          <w:iCs/>
-        </w:rPr>
-        <w:t xml:space="preserve"> </w:t>
-      </w:r>
-      <w:r>
-        <w:rPr>
-          <w:i/>
-          <w:iCs/>
-        </w:rPr>
+        <w:t xml:space="preserve">[6]</w:t>
+      </w:r>
+      <w:r>
+        <w:t xml:space="preserve"> </w:t>
+      </w:r>
+      <w:r>
+        <w:t xml:space="preserve">	</w:t>
+      </w:r>
+      <w:r>
+        <w:t xml:space="preserve">Wikipedia contributors,</w:t>
+      </w:r>
+      <w:r>
+        <w:t xml:space="preserve"> </w:t>
+      </w:r>
+      <w:r>
+        <w:t xml:space="preserve">“Bayesian information criterion —</w:t>
+      </w:r>
+      <w:r>
+        <w:t xml:space="preserve"> </w:t>
+      </w:r>
+      <w:r>
         <w:t xml:space="preserve">Wikipedia</w:t>
       </w:r>
       <w:r>
-        <w:rPr>
-          <w:i/>
-          <w:iCs/>
-        </w:rPr>
         <w:t xml:space="preserve">,</w:t>
       </w:r>
       <w:r>
-        <w:rPr>
-          <w:i/>
-          <w:iCs/>
-        </w:rPr>
-        <w:t xml:space="preserve"> </w:t>
-      </w:r>
-      <w:r>
-        <w:rPr>
-          <w:i/>
-          <w:iCs/>
-        </w:rPr>
-        <w:t xml:space="preserve">the Free Encyclopedia</w:t>
-      </w:r>
-      <w:r>
-        <w:t xml:space="preserve">.</w:t>
+        <w:t xml:space="preserve"> </w:t>
+      </w:r>
+      <w:r>
+        <w:t xml:space="preserve">the free encyclopedia.”</w:t>
+      </w:r>
+      <w:r>
+        <w:t xml:space="preserve"> </w:t>
+      </w:r>
+      <w:r>
+        <w:t xml:space="preserve">2026. Available:</w:t>
       </w:r>
       <w:r>
         <w:t xml:space="preserve"> </w:t>
@@ -14100,9 +14058,6 @@
           <w:t xml:space="preserve">https://en.wikipedia.org/wiki/Bayesian_information_criterion</w:t>
         </w:r>
       </w:hyperlink>
-      <w:r>
-        <w:t xml:space="preserve">.</w:t>
-      </w:r>
     </w:p>
     <w:bookmarkEnd w:id="51"/>
     <w:bookmarkEnd w:id="52"/>
